--- a/Java OOPS Concept document.docx
+++ b/Java OOPS Concept document.docx
@@ -3812,17 +3812,8 @@
           <w:b/>
           <w:bCs/>
         </w:rPr>
-        <w:t xml:space="preserve"> 3 </w:t>
-      </w:r>
-      <w:proofErr w:type="gramStart"/>
-      <w:r>
-        <w:rPr>
-          <w:b/>
-          <w:bCs/>
-        </w:rPr>
-        <w:t>SUMMARY</w:t>
-      </w:r>
-      <w:proofErr w:type="gramEnd"/>
+        <w:t xml:space="preserve"> 3 SUMMARY</w:t>
+      </w:r>
     </w:p>
     <w:p>
       <w:r>
@@ -11303,127 +11294,75 @@
         <w:rPr>
           <w:highlight w:val="yellow"/>
         </w:rPr>
-        <w:t xml:space="preserve">default void </w:t>
-      </w:r>
-      <w:proofErr w:type="gramStart"/>
+        <w:t>default void show() {</w:t>
+      </w:r>
+      <w:r>
+        <w:br/>
+        <w:t xml:space="preserve">        </w:t>
+      </w:r>
+      <w:proofErr w:type="spellStart"/>
+      <w:r>
+        <w:t>System.out.println</w:t>
+      </w:r>
+      <w:proofErr w:type="spellEnd"/>
+      <w:r>
+        <w:t>("A show");</w:t>
+      </w:r>
+      <w:r>
+        <w:br/>
+        <w:t xml:space="preserve">    }</w:t>
+      </w:r>
+      <w:r>
+        <w:br/>
+        <w:t>}</w:t>
+      </w:r>
+      <w:r>
+        <w:br/>
+        <w:t>interface B {</w:t>
+      </w:r>
+      <w:r>
+        <w:br/>
+        <w:t xml:space="preserve">    </w:t>
+      </w:r>
       <w:r>
         <w:rPr>
           <w:highlight w:val="yellow"/>
         </w:rPr>
-        <w:t>show(</w:t>
-      </w:r>
-      <w:proofErr w:type="gramEnd"/>
+        <w:t>default void show() {</w:t>
+      </w:r>
+      <w:r>
+        <w:br/>
+        <w:t xml:space="preserve">        </w:t>
+      </w:r>
+      <w:proofErr w:type="spellStart"/>
+      <w:r>
+        <w:t>System.out.println</w:t>
+      </w:r>
+      <w:proofErr w:type="spellEnd"/>
+      <w:r>
+        <w:t>("B show");</w:t>
+      </w:r>
+      <w:r>
+        <w:br/>
+        <w:t xml:space="preserve">    }</w:t>
+      </w:r>
+      <w:r>
+        <w:br/>
+        <w:t>}</w:t>
+      </w:r>
+      <w:r>
+        <w:br/>
+        <w:t>class Demo implements A, B {</w:t>
+      </w:r>
+      <w:r>
+        <w:br/>
+        <w:t xml:space="preserve">    </w:t>
+      </w:r>
       <w:r>
         <w:rPr>
           <w:highlight w:val="yellow"/>
         </w:rPr>
-        <w:t>) {</w:t>
-      </w:r>
-      <w:r>
-        <w:br/>
-        <w:t xml:space="preserve">        </w:t>
-      </w:r>
-      <w:proofErr w:type="spellStart"/>
-      <w:r>
-        <w:t>System.out.println</w:t>
-      </w:r>
-      <w:proofErr w:type="spellEnd"/>
-      <w:r>
-        <w:t>("A show");</w:t>
-      </w:r>
-      <w:r>
-        <w:br/>
-        <w:t xml:space="preserve">  </w:t>
-      </w:r>
-      <w:proofErr w:type="gramStart"/>
-      <w:r>
-        <w:t xml:space="preserve">  }</w:t>
-      </w:r>
-      <w:proofErr w:type="gramEnd"/>
-      <w:r>
-        <w:br/>
-        <w:t>}</w:t>
-      </w:r>
-      <w:r>
-        <w:br/>
-        <w:t>interface B {</w:t>
-      </w:r>
-      <w:r>
-        <w:br/>
-        <w:t xml:space="preserve">    </w:t>
-      </w:r>
-      <w:r>
-        <w:rPr>
-          <w:highlight w:val="yellow"/>
-        </w:rPr>
-        <w:t xml:space="preserve">default void </w:t>
-      </w:r>
-      <w:proofErr w:type="gramStart"/>
-      <w:r>
-        <w:rPr>
-          <w:highlight w:val="yellow"/>
-        </w:rPr>
-        <w:t>show(</w:t>
-      </w:r>
-      <w:proofErr w:type="gramEnd"/>
-      <w:r>
-        <w:rPr>
-          <w:highlight w:val="yellow"/>
-        </w:rPr>
-        <w:t>) {</w:t>
-      </w:r>
-      <w:r>
-        <w:br/>
-        <w:t xml:space="preserve">        </w:t>
-      </w:r>
-      <w:proofErr w:type="spellStart"/>
-      <w:r>
-        <w:t>System.out.println</w:t>
-      </w:r>
-      <w:proofErr w:type="spellEnd"/>
-      <w:r>
-        <w:t>("B show");</w:t>
-      </w:r>
-      <w:r>
-        <w:br/>
-        <w:t xml:space="preserve">  </w:t>
-      </w:r>
-      <w:proofErr w:type="gramStart"/>
-      <w:r>
-        <w:t xml:space="preserve">  }</w:t>
-      </w:r>
-      <w:proofErr w:type="gramEnd"/>
-      <w:r>
-        <w:br/>
-        <w:t>}</w:t>
-      </w:r>
-      <w:r>
-        <w:br/>
-        <w:t>class Demo implements A, B {</w:t>
-      </w:r>
-      <w:r>
-        <w:br/>
-        <w:t xml:space="preserve">    </w:t>
-      </w:r>
-      <w:r>
-        <w:rPr>
-          <w:highlight w:val="yellow"/>
-        </w:rPr>
-        <w:t xml:space="preserve">public void </w:t>
-      </w:r>
-      <w:proofErr w:type="gramStart"/>
-      <w:r>
-        <w:rPr>
-          <w:highlight w:val="yellow"/>
-        </w:rPr>
-        <w:t>show(</w:t>
-      </w:r>
-      <w:proofErr w:type="gramEnd"/>
-      <w:r>
-        <w:rPr>
-          <w:highlight w:val="yellow"/>
-        </w:rPr>
-        <w:t>) {</w:t>
+        <w:t>public void show() {</w:t>
       </w:r>
       <w:r>
         <w:rPr>
@@ -11460,7 +11399,6 @@
         <w:t>//</w:t>
       </w:r>
       <w:proofErr w:type="spellStart"/>
-      <w:proofErr w:type="gramStart"/>
       <w:r>
         <w:rPr>
           <w:highlight w:val="yellow"/>
@@ -11471,101 +11409,50 @@
         <w:rPr>
           <w:highlight w:val="yellow"/>
         </w:rPr>
-        <w:t>super</w:t>
-      </w:r>
-      <w:proofErr w:type="gramEnd"/>
+        <w:t>super.show</w:t>
+      </w:r>
+      <w:proofErr w:type="spellEnd"/>
       <w:r>
         <w:rPr>
           <w:highlight w:val="yellow"/>
         </w:rPr>
-        <w:t>.</w:t>
-      </w:r>
-      <w:proofErr w:type="gramStart"/>
-      <w:r>
+        <w:t>();</w:t>
+      </w:r>
+    </w:p>
+    <w:p>
+      <w:pPr>
+        <w:ind w:firstLine="720"/>
         <w:rPr>
           <w:highlight w:val="yellow"/>
         </w:rPr>
-        <w:t>show</w:t>
-      </w:r>
-      <w:proofErr w:type="spellEnd"/>
+      </w:pPr>
       <w:r>
         <w:rPr>
           <w:highlight w:val="yellow"/>
         </w:rPr>
-        <w:t>(</w:t>
-      </w:r>
-      <w:proofErr w:type="gramEnd"/>
+        <w:t>//</w:t>
+      </w:r>
+      <w:proofErr w:type="spellStart"/>
       <w:r>
         <w:rPr>
           <w:highlight w:val="yellow"/>
         </w:rPr>
-        <w:t>);</w:t>
-      </w:r>
-    </w:p>
-    <w:p>
-      <w:pPr>
-        <w:ind w:firstLine="720"/>
+        <w:t>B.super.show</w:t>
+      </w:r>
+      <w:proofErr w:type="spellEnd"/>
+      <w:r>
         <w:rPr>
           <w:highlight w:val="yellow"/>
         </w:rPr>
-      </w:pPr>
+        <w:t>();</w:t>
+      </w:r>
       <w:r>
         <w:rPr>
           <w:highlight w:val="yellow"/>
         </w:rPr>
-        <w:t>//</w:t>
-      </w:r>
-      <w:proofErr w:type="spellStart"/>
-      <w:proofErr w:type="gramStart"/>
-      <w:r>
-        <w:rPr>
-          <w:highlight w:val="yellow"/>
-        </w:rPr>
-        <w:t>B.super</w:t>
-      </w:r>
-      <w:proofErr w:type="gramEnd"/>
-      <w:r>
-        <w:rPr>
-          <w:highlight w:val="yellow"/>
-        </w:rPr>
-        <w:t>.</w:t>
-      </w:r>
-      <w:proofErr w:type="gramStart"/>
-      <w:r>
-        <w:rPr>
-          <w:highlight w:val="yellow"/>
-        </w:rPr>
-        <w:t>show</w:t>
-      </w:r>
-      <w:proofErr w:type="spellEnd"/>
-      <w:r>
-        <w:rPr>
-          <w:highlight w:val="yellow"/>
-        </w:rPr>
-        <w:t>(</w:t>
-      </w:r>
-      <w:proofErr w:type="gramEnd"/>
-      <w:r>
-        <w:rPr>
-          <w:highlight w:val="yellow"/>
-        </w:rPr>
-        <w:t>);</w:t>
-      </w:r>
-      <w:r>
-        <w:rPr>
-          <w:highlight w:val="yellow"/>
-        </w:rPr>
-        <w:br/>
-        <w:t xml:space="preserve">  </w:t>
-      </w:r>
-      <w:proofErr w:type="gramStart"/>
-      <w:r>
-        <w:rPr>
-          <w:highlight w:val="yellow"/>
-        </w:rPr>
-        <w:t xml:space="preserve">  }</w:t>
-      </w:r>
-      <w:proofErr w:type="gramEnd"/>
+        <w:br/>
+        <w:t xml:space="preserve">    }</w:t>
+      </w:r>
       <w:r>
         <w:br/>
         <w:t>}</w:t>
@@ -12456,26 +12343,13 @@
     </w:p>
     <w:p>
       <w:r>
-        <w:t xml:space="preserve">class </w:t>
-      </w:r>
-      <w:proofErr w:type="gramStart"/>
-      <w:r>
-        <w:t>A  {</w:t>
-      </w:r>
-      <w:proofErr w:type="gramEnd"/>
+        <w:t>class A  {</w:t>
+      </w:r>
     </w:p>
     <w:p>
       <w:r>
         <w:tab/>
-        <w:t xml:space="preserve">B obj1 = new </w:t>
-      </w:r>
-      <w:proofErr w:type="gramStart"/>
-      <w:r>
-        <w:t>B(</w:t>
-      </w:r>
-      <w:proofErr w:type="gramEnd"/>
-      <w:r>
-        <w:t>);</w:t>
+        <w:t>B obj1 = new B();</w:t>
       </w:r>
       <w:r>
         <w:tab/>
@@ -12503,22 +12377,7 @@
     <w:p>
       <w:r>
         <w:tab/>
-      </w:r>
-      <w:proofErr w:type="gramStart"/>
-      <w:r>
-        <w:t>A</w:t>
-      </w:r>
-      <w:proofErr w:type="gramEnd"/>
-      <w:r>
-        <w:t xml:space="preserve"> obj2 = new </w:t>
-      </w:r>
-      <w:proofErr w:type="gramStart"/>
-      <w:r>
-        <w:t>A(</w:t>
-      </w:r>
-      <w:proofErr w:type="gramEnd"/>
-      <w:r>
-        <w:t>);</w:t>
+        <w:t>A obj2 = new A();</w:t>
       </w:r>
       <w:r>
         <w:tab/>
@@ -12548,13 +12407,8 @@
         <w:tab/>
       </w:r>
       <w:proofErr w:type="spellStart"/>
-      <w:proofErr w:type="gramStart"/>
-      <w:r>
-        <w:t>Id,name</w:t>
-      </w:r>
-      <w:proofErr w:type="gramEnd"/>
-      <w:r>
-        <w:t>,salary</w:t>
+      <w:r>
+        <w:t>Id,name,salary</w:t>
       </w:r>
       <w:proofErr w:type="spellEnd"/>
     </w:p>
@@ -12569,15 +12423,7 @@
       </w:r>
       <w:proofErr w:type="spellEnd"/>
       <w:r>
-        <w:t xml:space="preserve"> = new </w:t>
-      </w:r>
-      <w:proofErr w:type="gramStart"/>
-      <w:r>
-        <w:t>Address(</w:t>
-      </w:r>
-      <w:proofErr w:type="gramEnd"/>
-      <w:r>
-        <w:t>);</w:t>
+        <w:t xml:space="preserve"> = new Address();</w:t>
       </w:r>
     </w:p>
     <w:p>
@@ -12595,12 +12441,10 @@
         <w:tab/>
       </w:r>
       <w:proofErr w:type="spellStart"/>
-      <w:proofErr w:type="gramStart"/>
       <w:r>
         <w:t>City,state</w:t>
       </w:r>
       <w:proofErr w:type="spellEnd"/>
-      <w:proofErr w:type="gramEnd"/>
       <w:r>
         <w:t xml:space="preserve"> </w:t>
       </w:r>
@@ -16515,15 +16359,7 @@
       </w:r>
       <w:r>
         <w:br/>
-        <w:t xml:space="preserve">    public static void </w:t>
-      </w:r>
-      <w:proofErr w:type="gramStart"/>
-      <w:r>
-        <w:t>main(String[</w:t>
-      </w:r>
-      <w:proofErr w:type="gramEnd"/>
-      <w:r>
-        <w:t xml:space="preserve">] </w:t>
+        <w:t xml:space="preserve">    public static void main(String[] </w:t>
       </w:r>
       <w:proofErr w:type="spellStart"/>
       <w:r>
@@ -16551,15 +16387,7 @@
       </w:r>
       <w:proofErr w:type="spellEnd"/>
       <w:r>
-        <w:t>(s</w:t>
-      </w:r>
-      <w:proofErr w:type="gramStart"/>
-      <w:r>
-        <w:t>1.toUpperCase</w:t>
-      </w:r>
-      <w:proofErr w:type="gramEnd"/>
-      <w:r>
-        <w:t>());</w:t>
+        <w:t>(s1.toUpperCase());</w:t>
       </w:r>
       <w:r>
         <w:br/>
@@ -16570,16 +16398,11 @@
         <w:t>Ssytem.out.prinltn</w:t>
       </w:r>
       <w:proofErr w:type="spellEnd"/>
-      <w:proofErr w:type="gramStart"/>
       <w:r>
         <w:t>(</w:t>
       </w:r>
       <w:r>
-        <w:t xml:space="preserve"> s1.concat</w:t>
-      </w:r>
-      <w:proofErr w:type="gramEnd"/>
-      <w:r>
-        <w:t>(" OOPS")</w:t>
+        <w:t xml:space="preserve"> s1.concat(" OOPS")</w:t>
       </w:r>
       <w:r>
         <w:t>)</w:t>
@@ -16604,13 +16427,8 @@
       </w:r>
       <w:r>
         <w:br/>
-        <w:t xml:space="preserve">  </w:t>
-      </w:r>
-      <w:proofErr w:type="gramStart"/>
-      <w:r>
-        <w:t xml:space="preserve">  }</w:t>
-      </w:r>
-      <w:proofErr w:type="gramEnd"/>
+        <w:t xml:space="preserve">    }</w:t>
+      </w:r>
       <w:r>
         <w:br/>
         <w:t>}</w:t>
@@ -16766,15 +16584,7 @@
       </w:r>
       <w:r>
         <w:br/>
-        <w:t xml:space="preserve">    public static void </w:t>
-      </w:r>
-      <w:proofErr w:type="gramStart"/>
-      <w:r>
-        <w:t>main(String[</w:t>
-      </w:r>
-      <w:proofErr w:type="gramEnd"/>
-      <w:r>
-        <w:t xml:space="preserve">] </w:t>
+        <w:t xml:space="preserve">    public static void main(String[] </w:t>
       </w:r>
       <w:proofErr w:type="spellStart"/>
       <w:r>
@@ -16874,15 +16684,7 @@
       </w:r>
       <w:proofErr w:type="spellEnd"/>
       <w:r>
-        <w:t>(s</w:t>
-      </w:r>
-      <w:proofErr w:type="gramStart"/>
-      <w:r>
-        <w:t>3.equals</w:t>
-      </w:r>
-      <w:proofErr w:type="gramEnd"/>
-      <w:r>
-        <w:t>(s4));</w:t>
+        <w:t>(s3.equals(s4));</w:t>
       </w:r>
       <w:r>
         <w:tab/>
@@ -16899,15 +16701,7 @@
       </w:r>
       <w:proofErr w:type="spellEnd"/>
       <w:r>
-        <w:t>(s</w:t>
-      </w:r>
-      <w:proofErr w:type="gramStart"/>
-      <w:r>
-        <w:t>1.equals</w:t>
-      </w:r>
-      <w:proofErr w:type="gramEnd"/>
-      <w:r>
-        <w:t>(s2));</w:t>
+        <w:t>(s1.equals(s2));</w:t>
       </w:r>
       <w:r>
         <w:tab/>
@@ -16915,13 +16709,8 @@
       </w:r>
       <w:r>
         <w:br/>
-        <w:t xml:space="preserve">  </w:t>
-      </w:r>
-      <w:proofErr w:type="gramStart"/>
-      <w:r>
-        <w:t xml:space="preserve">  }</w:t>
-      </w:r>
-      <w:proofErr w:type="gramEnd"/>
+        <w:t xml:space="preserve">    }</w:t>
+      </w:r>
       <w:r>
         <w:br/>
         <w:t>}</w:t>
@@ -18151,15 +17940,7 @@
     <w:p>
       <w:r>
         <w:tab/>
-        <w:t xml:space="preserve">abstract void </w:t>
-      </w:r>
-      <w:proofErr w:type="gramStart"/>
-      <w:r>
-        <w:t>speed(</w:t>
-      </w:r>
-      <w:proofErr w:type="gramEnd"/>
-      <w:r>
-        <w:t>);</w:t>
+        <w:t>abstract void speed();</w:t>
       </w:r>
     </w:p>
     <w:p>
@@ -18178,17 +17959,12 @@
         <w:t xml:space="preserve">abstract void </w:t>
       </w:r>
       <w:proofErr w:type="spellStart"/>
-      <w:proofErr w:type="gramStart"/>
       <w:r>
         <w:t>mailage</w:t>
       </w:r>
       <w:proofErr w:type="spellEnd"/>
       <w:r>
-        <w:t>(</w:t>
-      </w:r>
-      <w:proofErr w:type="gramEnd"/>
-      <w:r>
-        <w:t>);</w:t>
+        <w:t>();</w:t>
       </w:r>
     </w:p>
     <w:p>
@@ -18199,6 +17975,12 @@
     <w:p>
       <w:r>
         <w:t>class Activa extends Honda {</w:t>
+      </w:r>
+    </w:p>
+    <w:p>
+      <w:r>
+        <w:tab/>
+        <w:t>Void speed() {}</w:t>
       </w:r>
     </w:p>
     <w:p>
@@ -18206,32 +17988,13 @@
         <w:tab/>
         <w:t xml:space="preserve">Void </w:t>
       </w:r>
-      <w:proofErr w:type="gramStart"/>
-      <w:r>
-        <w:t>speed(</w:t>
-      </w:r>
-      <w:proofErr w:type="gramEnd"/>
-      <w:r>
-        <w:t>) {}</w:t>
-      </w:r>
-    </w:p>
-    <w:p>
-      <w:r>
-        <w:tab/>
-        <w:t xml:space="preserve">Void </w:t>
-      </w:r>
-      <w:proofErr w:type="spellStart"/>
-      <w:proofErr w:type="gramStart"/>
+      <w:proofErr w:type="spellStart"/>
       <w:r>
         <w:t>mailage</w:t>
       </w:r>
       <w:proofErr w:type="spellEnd"/>
       <w:r>
-        <w:t>(</w:t>
-      </w:r>
-      <w:proofErr w:type="gramEnd"/>
-      <w:r>
-        <w:t>) {}</w:t>
+        <w:t>() {}</w:t>
       </w:r>
     </w:p>
     <w:p>
@@ -18583,13 +18346,8 @@
       </w:r>
       <w:r>
         <w:br/>
-        <w:t xml:space="preserve">  </w:t>
-      </w:r>
-      <w:proofErr w:type="gramStart"/>
-      <w:r>
-        <w:t xml:space="preserve">  }</w:t>
-      </w:r>
-      <w:proofErr w:type="gramEnd"/>
+        <w:t xml:space="preserve">    }</w:t>
+      </w:r>
       <w:r>
         <w:br/>
         <w:t>}</w:t>
@@ -21060,37 +20818,16 @@
       </w:r>
       <w:r>
         <w:br/>
-        <w:t xml:space="preserve">    </w:t>
-      </w:r>
-      <w:proofErr w:type="gramStart"/>
-      <w:r>
-        <w:t>Employee(</w:t>
-      </w:r>
-      <w:proofErr w:type="gramEnd"/>
-      <w:r>
-        <w:t>int id) {</w:t>
-      </w:r>
-      <w:r>
-        <w:br/>
-        <w:t xml:space="preserve">        id = </w:t>
-      </w:r>
-      <w:proofErr w:type="gramStart"/>
-      <w:r>
-        <w:t xml:space="preserve">id;   </w:t>
-      </w:r>
-      <w:proofErr w:type="gramEnd"/>
-      <w:r>
-        <w:t>// no effect</w:t>
-      </w:r>
-      <w:r>
-        <w:br/>
-        <w:t xml:space="preserve">  </w:t>
-      </w:r>
-      <w:proofErr w:type="gramStart"/>
-      <w:r>
-        <w:t xml:space="preserve">  }</w:t>
-      </w:r>
-      <w:proofErr w:type="gramEnd"/>
+        <w:t xml:space="preserve">    Employee(int id) {</w:t>
+      </w:r>
+      <w:r>
+        <w:br/>
+        <w:t xml:space="preserve">        id = id;   // no effect</w:t>
+      </w:r>
+      <w:r>
+        <w:br/>
+        <w:t xml:space="preserve">    }</w:t>
+      </w:r>
       <w:r>
         <w:br/>
         <w:t>}</w:t>
@@ -21285,40 +21022,18 @@
         <w:br/>
         <w:t xml:space="preserve">    </w:t>
       </w:r>
-      <w:proofErr w:type="gramStart"/>
       <w:r>
         <w:rPr>
           <w:highlight w:val="yellow"/>
         </w:rPr>
-        <w:t>User(</w:t>
-      </w:r>
-      <w:proofErr w:type="gramEnd"/>
+        <w:t>User() {</w:t>
+      </w:r>
       <w:r>
         <w:rPr>
           <w:highlight w:val="yellow"/>
         </w:rPr>
-        <w:t>) {</w:t>
-      </w:r>
-      <w:r>
-        <w:rPr>
-          <w:highlight w:val="yellow"/>
-        </w:rPr>
-        <w:br/>
-        <w:t xml:space="preserve">        </w:t>
-      </w:r>
-      <w:proofErr w:type="gramStart"/>
-      <w:r>
-        <w:rPr>
-          <w:highlight w:val="yellow"/>
-        </w:rPr>
-        <w:t>this(</w:t>
-      </w:r>
-      <w:proofErr w:type="gramEnd"/>
-      <w:r>
-        <w:rPr>
-          <w:highlight w:val="yellow"/>
-        </w:rPr>
-        <w:t>0, "Guest");</w:t>
+        <w:br/>
+        <w:t xml:space="preserve">        this(0, "Guest");</w:t>
       </w:r>
       <w:r>
         <w:rPr>
@@ -21364,51 +21079,29 @@
           <w:highlight w:val="yellow"/>
         </w:rPr>
         <w:br/>
-        <w:t xml:space="preserve">    </w:t>
-      </w:r>
-      <w:proofErr w:type="gramStart"/>
+        <w:t xml:space="preserve">    User(int id, String name) {</w:t>
+      </w:r>
       <w:r>
         <w:rPr>
           <w:highlight w:val="yellow"/>
         </w:rPr>
-        <w:t>User(</w:t>
-      </w:r>
-      <w:proofErr w:type="gramEnd"/>
+        <w:br/>
+        <w:t xml:space="preserve">        this.id = id;</w:t>
+      </w:r>
       <w:r>
         <w:rPr>
           <w:highlight w:val="yellow"/>
         </w:rPr>
-        <w:t>int id, String name) {</w:t>
+        <w:br/>
+        <w:t xml:space="preserve">        this.name = name;</w:t>
       </w:r>
       <w:r>
         <w:rPr>
           <w:highlight w:val="yellow"/>
         </w:rPr>
         <w:br/>
-        <w:t xml:space="preserve">        this.id = id;</w:t>
-      </w:r>
-      <w:r>
-        <w:rPr>
-          <w:highlight w:val="yellow"/>
-        </w:rPr>
-        <w:br/>
-        <w:t xml:space="preserve">        this.name = name;</w:t>
-      </w:r>
-      <w:r>
-        <w:rPr>
-          <w:highlight w:val="yellow"/>
-        </w:rPr>
-        <w:br/>
-        <w:t xml:space="preserve">  </w:t>
-      </w:r>
-      <w:proofErr w:type="gramStart"/>
-      <w:r>
-        <w:rPr>
-          <w:highlight w:val="yellow"/>
-        </w:rPr>
-        <w:t xml:space="preserve">  }</w:t>
-      </w:r>
-      <w:proofErr w:type="gramEnd"/>
+        <w:t xml:space="preserve">    }</w:t>
+      </w:r>
       <w:r>
         <w:br/>
         <w:t>}</w:t>
@@ -21430,15 +21123,7 @@
       </w:r>
       <w:r>
         <w:br/>
-        <w:t xml:space="preserve">    public static void </w:t>
-      </w:r>
-      <w:proofErr w:type="gramStart"/>
-      <w:r>
-        <w:t>main(String[</w:t>
-      </w:r>
-      <w:proofErr w:type="gramEnd"/>
-      <w:r>
-        <w:t xml:space="preserve">] </w:t>
+        <w:t xml:space="preserve">    public static void main(String[] </w:t>
       </w:r>
       <w:proofErr w:type="spellStart"/>
       <w:r>
@@ -21450,15 +21135,7 @@
       </w:r>
       <w:r>
         <w:br/>
-        <w:t xml:space="preserve">        User u = new </w:t>
-      </w:r>
-      <w:proofErr w:type="gramStart"/>
-      <w:r>
-        <w:t>User(</w:t>
-      </w:r>
-      <w:proofErr w:type="gramEnd"/>
-      <w:r>
-        <w:t>);</w:t>
+        <w:t xml:space="preserve">        User u = new User();</w:t>
       </w:r>
       <w:r>
         <w:br/>
@@ -21474,13 +21151,8 @@
       </w:r>
       <w:r>
         <w:br/>
-        <w:t xml:space="preserve">  </w:t>
-      </w:r>
-      <w:proofErr w:type="gramStart"/>
-      <w:r>
-        <w:t xml:space="preserve">  }</w:t>
-      </w:r>
-      <w:proofErr w:type="gramEnd"/>
+        <w:t xml:space="preserve">    }</w:t>
+      </w:r>
       <w:r>
         <w:br/>
         <w:t>}</w:t>
@@ -21702,17 +21374,12 @@
         <w:t xml:space="preserve">    void </w:t>
       </w:r>
       <w:proofErr w:type="spellStart"/>
-      <w:proofErr w:type="gramStart"/>
       <w:r>
         <w:t>showSpeed</w:t>
       </w:r>
       <w:proofErr w:type="spellEnd"/>
       <w:r>
-        <w:t>(</w:t>
-      </w:r>
-      <w:proofErr w:type="gramEnd"/>
-      <w:r>
-        <w:t>) {</w:t>
+        <w:t>() {</w:t>
       </w:r>
     </w:p>
     <w:p>
@@ -21755,7 +21422,6 @@
         <w:t>(</w:t>
       </w:r>
       <w:proofErr w:type="spellStart"/>
-      <w:proofErr w:type="gramStart"/>
       <w:r>
         <w:t>this.</w:t>
       </w:r>
@@ -21763,7 +21429,6 @@
         <w:t>speed</w:t>
       </w:r>
       <w:proofErr w:type="spellEnd"/>
-      <w:proofErr w:type="gramEnd"/>
       <w:r>
         <w:t>);</w:t>
       </w:r>
@@ -21788,7 +21453,6 @@
         <w:t>(</w:t>
       </w:r>
       <w:proofErr w:type="spellStart"/>
-      <w:proofErr w:type="gramStart"/>
       <w:r>
         <w:t>super.</w:t>
       </w:r>
@@ -21796,7 +21460,6 @@
         <w:t>speed</w:t>
       </w:r>
       <w:proofErr w:type="spellEnd"/>
-      <w:proofErr w:type="gramEnd"/>
       <w:r>
         <w:t>);</w:t>
       </w:r>
@@ -21805,20 +21468,12 @@
       </w:r>
       <w:r>
         <w:tab/>
-        <w:t xml:space="preserve">// </w:t>
-      </w:r>
-      <w:r>
-        <w:t>60</w:t>
-      </w:r>
-      <w:r>
-        <w:br/>
-        <w:t xml:space="preserve">  </w:t>
-      </w:r>
-      <w:proofErr w:type="gramStart"/>
-      <w:r>
-        <w:t xml:space="preserve">  }</w:t>
-      </w:r>
-      <w:proofErr w:type="gramEnd"/>
+        <w:t>// 60</w:t>
+      </w:r>
+      <w:r>
+        <w:br/>
+        <w:t xml:space="preserve">    }</w:t>
+      </w:r>
       <w:r>
         <w:br/>
         <w:t>}</w:t>
@@ -21858,15 +21513,7 @@
       </w:r>
       <w:r>
         <w:br/>
-        <w:t xml:space="preserve">    void </w:t>
-      </w:r>
-      <w:proofErr w:type="gramStart"/>
-      <w:r>
-        <w:t>sound(</w:t>
-      </w:r>
-      <w:proofErr w:type="gramEnd"/>
-      <w:r>
-        <w:t>) {</w:t>
+        <w:t xml:space="preserve">    void sound() {</w:t>
       </w:r>
       <w:r>
         <w:br/>
@@ -21882,13 +21529,8 @@
       </w:r>
       <w:r>
         <w:br/>
-        <w:t xml:space="preserve">  </w:t>
-      </w:r>
-      <w:proofErr w:type="gramStart"/>
-      <w:r>
-        <w:t xml:space="preserve">  }</w:t>
-      </w:r>
-      <w:proofErr w:type="gramEnd"/>
+        <w:t xml:space="preserve">    }</w:t>
+      </w:r>
       <w:r>
         <w:br/>
         <w:t>}</w:t>
@@ -21912,15 +21554,7 @@
     </w:p>
     <w:p>
       <w:r>
-        <w:t xml:space="preserve">void </w:t>
-      </w:r>
-      <w:proofErr w:type="gramStart"/>
-      <w:r>
-        <w:t>sound(</w:t>
-      </w:r>
-      <w:proofErr w:type="gramEnd"/>
-      <w:r>
-        <w:t>) {</w:t>
+        <w:t>void sound() {</w:t>
       </w:r>
     </w:p>
     <w:p>
@@ -21928,12 +21562,10 @@
         <w:ind w:firstLine="720"/>
       </w:pPr>
       <w:proofErr w:type="spellStart"/>
-      <w:proofErr w:type="gramStart"/>
       <w:r>
         <w:t>super.sound</w:t>
       </w:r>
       <w:proofErr w:type="spellEnd"/>
-      <w:proofErr w:type="gramEnd"/>
       <w:r>
         <w:t>();</w:t>
       </w:r>
@@ -21951,13 +21583,8 @@
       </w:r>
       <w:r>
         <w:br/>
-        <w:t xml:space="preserve">  </w:t>
-      </w:r>
-      <w:proofErr w:type="gramStart"/>
-      <w:r>
-        <w:t xml:space="preserve">  }</w:t>
-      </w:r>
-      <w:proofErr w:type="gramEnd"/>
+        <w:t xml:space="preserve">    }</w:t>
+      </w:r>
       <w:r>
         <w:br/>
         <w:t>}</w:t>
@@ -22031,223 +21658,141 @@
       </w:r>
       <w:r>
         <w:br/>
-        <w:t xml:space="preserve">    </w:t>
-      </w:r>
-      <w:proofErr w:type="gramStart"/>
-      <w:r>
-        <w:t>Parent(</w:t>
-      </w:r>
-      <w:proofErr w:type="gramEnd"/>
+        <w:t xml:space="preserve">    Parent() {</w:t>
+      </w:r>
+    </w:p>
+    <w:p>
+      <w:pPr>
+        <w:ind w:firstLine="720"/>
+      </w:pPr>
+      <w:r>
+        <w:t>super();</w:t>
+      </w:r>
+      <w:r>
+        <w:tab/>
+      </w:r>
+      <w:r>
+        <w:tab/>
+        <w:t xml:space="preserve">it call super class constructor </w:t>
+      </w:r>
+      <w:proofErr w:type="spellStart"/>
+      <w:r>
+        <w:t>ie</w:t>
+      </w:r>
+      <w:proofErr w:type="spellEnd"/>
+      <w:r>
+        <w:t xml:space="preserve"> Object. </w:t>
+      </w:r>
+      <w:r>
+        <w:br/>
+        <w:t xml:space="preserve">        </w:t>
+      </w:r>
+      <w:proofErr w:type="spellStart"/>
+      <w:r>
+        <w:t>System.out.println</w:t>
+      </w:r>
+      <w:proofErr w:type="spellEnd"/>
+      <w:r>
+        <w:t>("Parent constructor");</w:t>
+      </w:r>
+      <w:r>
+        <w:br/>
+        <w:t xml:space="preserve">    }</w:t>
+      </w:r>
+      <w:r>
+        <w:br/>
+        <w:t>}</w:t>
+      </w:r>
+      <w:r>
+        <w:br/>
+      </w:r>
+      <w:r>
+        <w:br/>
+        <w:t>class Child extends Parent {</w:t>
+      </w:r>
+      <w:r>
+        <w:br/>
+        <w:t xml:space="preserve">    Child() {</w:t>
+      </w:r>
+    </w:p>
+    <w:p>
+      <w:pPr>
+        <w:ind w:firstLine="720"/>
+      </w:pPr>
+      <w:r>
+        <w:rPr>
+          <w:highlight w:val="yellow"/>
+        </w:rPr>
+        <w:t>super();</w:t>
+      </w:r>
+      <w:r>
+        <w:tab/>
+      </w:r>
+      <w:r>
+        <w:tab/>
+        <w:t xml:space="preserve">it call empty constructor. </w:t>
+      </w:r>
+      <w:r>
+        <w:br/>
+        <w:t xml:space="preserve">        </w:t>
+      </w:r>
+      <w:proofErr w:type="spellStart"/>
+      <w:r>
+        <w:t>System.out.println</w:t>
+      </w:r>
+      <w:proofErr w:type="spellEnd"/>
+      <w:r>
+        <w:t>("Child constructor");</w:t>
+      </w:r>
+      <w:r>
+        <w:br/>
+        <w:t xml:space="preserve">    }</w:t>
+      </w:r>
+      <w:r>
+        <w:br/>
+        <w:t>}</w:t>
+      </w:r>
+      <w:r>
+        <w:br/>
+      </w:r>
+      <w:r>
+        <w:br/>
+        <w:t xml:space="preserve">public class </w:t>
+      </w:r>
+      <w:proofErr w:type="spellStart"/>
+      <w:r>
+        <w:t>SuperConstructorDemo</w:t>
+      </w:r>
+      <w:proofErr w:type="spellEnd"/>
+      <w:r>
+        <w:t xml:space="preserve"> {</w:t>
+      </w:r>
+      <w:r>
+        <w:br/>
+        <w:t xml:space="preserve">    public static void main(String[] </w:t>
+      </w:r>
+      <w:proofErr w:type="spellStart"/>
+      <w:r>
+        <w:t>args</w:t>
+      </w:r>
+      <w:proofErr w:type="spellEnd"/>
       <w:r>
         <w:t>) {</w:t>
       </w:r>
-    </w:p>
-    <w:p>
-      <w:pPr>
-        <w:ind w:firstLine="720"/>
-      </w:pPr>
-      <w:proofErr w:type="gramStart"/>
-      <w:r>
-        <w:t>super(</w:t>
-      </w:r>
-      <w:proofErr w:type="gramEnd"/>
-      <w:r>
-        <w:t>);</w:t>
-      </w:r>
-      <w:r>
-        <w:tab/>
-      </w:r>
-      <w:r>
-        <w:tab/>
-        <w:t xml:space="preserve">it </w:t>
-      </w:r>
-      <w:proofErr w:type="gramStart"/>
-      <w:r>
-        <w:t>call</w:t>
-      </w:r>
-      <w:proofErr w:type="gramEnd"/>
-      <w:r>
-        <w:t xml:space="preserve"> super class constructor </w:t>
-      </w:r>
-      <w:proofErr w:type="spellStart"/>
-      <w:r>
-        <w:t>ie</w:t>
-      </w:r>
-      <w:proofErr w:type="spellEnd"/>
-      <w:r>
-        <w:t xml:space="preserve"> Object. </w:t>
-      </w:r>
       <w:r>
         <w:br/>
         <w:t xml:space="preserve">        </w:t>
       </w:r>
-      <w:proofErr w:type="spellStart"/>
-      <w:r>
-        <w:t>System.out.println</w:t>
-      </w:r>
-      <w:proofErr w:type="spellEnd"/>
-      <w:r>
-        <w:t>("Parent constructor");</w:t>
-      </w:r>
-      <w:r>
-        <w:br/>
-        <w:t xml:space="preserve">  </w:t>
-      </w:r>
-      <w:proofErr w:type="gramStart"/>
-      <w:r>
-        <w:t xml:space="preserve">  }</w:t>
-      </w:r>
-      <w:proofErr w:type="gramEnd"/>
-      <w:r>
-        <w:br/>
-        <w:t>}</w:t>
-      </w:r>
-      <w:r>
-        <w:br/>
-      </w:r>
-      <w:r>
-        <w:br/>
-        <w:t>class Child extends Parent {</w:t>
-      </w:r>
-      <w:r>
-        <w:br/>
-        <w:t xml:space="preserve">    </w:t>
-      </w:r>
-      <w:proofErr w:type="gramStart"/>
-      <w:r>
-        <w:t>Child(</w:t>
-      </w:r>
-      <w:proofErr w:type="gramEnd"/>
-      <w:r>
-        <w:t>) {</w:t>
-      </w:r>
-    </w:p>
-    <w:p>
-      <w:pPr>
-        <w:ind w:firstLine="720"/>
-      </w:pPr>
-      <w:proofErr w:type="gramStart"/>
       <w:r>
         <w:rPr>
           <w:highlight w:val="yellow"/>
         </w:rPr>
-        <w:t>super(</w:t>
-      </w:r>
-      <w:proofErr w:type="gramEnd"/>
-      <w:r>
-        <w:rPr>
-          <w:highlight w:val="yellow"/>
-        </w:rPr>
-        <w:t>);</w:t>
-      </w:r>
-      <w:r>
-        <w:tab/>
-      </w:r>
-      <w:r>
-        <w:tab/>
-        <w:t xml:space="preserve">it </w:t>
-      </w:r>
-      <w:proofErr w:type="gramStart"/>
-      <w:r>
-        <w:t>call</w:t>
-      </w:r>
-      <w:proofErr w:type="gramEnd"/>
-      <w:r>
-        <w:t xml:space="preserve"> empty constructor. </w:t>
-      </w:r>
-      <w:r>
-        <w:br/>
-        <w:t xml:space="preserve">        </w:t>
-      </w:r>
-      <w:proofErr w:type="spellStart"/>
-      <w:r>
-        <w:t>System.out.println</w:t>
-      </w:r>
-      <w:proofErr w:type="spellEnd"/>
-      <w:r>
-        <w:t>("Child constructor");</w:t>
-      </w:r>
-      <w:r>
-        <w:br/>
-        <w:t xml:space="preserve">  </w:t>
-      </w:r>
-      <w:proofErr w:type="gramStart"/>
-      <w:r>
-        <w:t xml:space="preserve">  }</w:t>
-      </w:r>
-      <w:proofErr w:type="gramEnd"/>
-      <w:r>
-        <w:br/>
-        <w:t>}</w:t>
-      </w:r>
-      <w:r>
-        <w:br/>
-      </w:r>
-      <w:r>
-        <w:br/>
-        <w:t xml:space="preserve">public class </w:t>
-      </w:r>
-      <w:proofErr w:type="spellStart"/>
-      <w:r>
-        <w:t>SuperConstructorDemo</w:t>
-      </w:r>
-      <w:proofErr w:type="spellEnd"/>
-      <w:r>
-        <w:t xml:space="preserve"> {</w:t>
-      </w:r>
-      <w:r>
-        <w:br/>
-        <w:t xml:space="preserve">    public static void </w:t>
-      </w:r>
-      <w:proofErr w:type="gramStart"/>
-      <w:r>
-        <w:t>main(String[</w:t>
-      </w:r>
-      <w:proofErr w:type="gramEnd"/>
-      <w:r>
-        <w:t xml:space="preserve">] </w:t>
-      </w:r>
-      <w:proofErr w:type="spellStart"/>
-      <w:r>
-        <w:t>args</w:t>
-      </w:r>
-      <w:proofErr w:type="spellEnd"/>
-      <w:r>
-        <w:t>) {</w:t>
-      </w:r>
-      <w:r>
-        <w:br/>
-        <w:t xml:space="preserve">        </w:t>
-      </w:r>
-      <w:r>
-        <w:rPr>
-          <w:highlight w:val="yellow"/>
-        </w:rPr>
-        <w:t xml:space="preserve">new </w:t>
-      </w:r>
-      <w:proofErr w:type="gramStart"/>
-      <w:r>
-        <w:rPr>
-          <w:highlight w:val="yellow"/>
-        </w:rPr>
-        <w:t>Child(</w:t>
-      </w:r>
-      <w:proofErr w:type="gramEnd"/>
-      <w:r>
-        <w:rPr>
-          <w:highlight w:val="yellow"/>
-        </w:rPr>
-        <w:t>);</w:t>
-      </w:r>
-      <w:r>
-        <w:br/>
-        <w:t xml:space="preserve">  </w:t>
-      </w:r>
-      <w:proofErr w:type="gramStart"/>
-      <w:r>
-        <w:t xml:space="preserve">  }</w:t>
-      </w:r>
-      <w:proofErr w:type="gramEnd"/>
+        <w:t>new Child();</w:t>
+      </w:r>
+      <w:r>
+        <w:br/>
+        <w:t xml:space="preserve">    }</w:t>
+      </w:r>
       <w:r>
         <w:br/>
         <w:t>}</w:t>
@@ -23375,13 +22920,8 @@
       </w:r>
       <w:r>
         <w:br/>
-        <w:t xml:space="preserve"> </w:t>
-      </w:r>
-      <w:proofErr w:type="gramStart"/>
-      <w:r>
-        <w:t xml:space="preserve">   {</w:t>
-      </w:r>
-      <w:proofErr w:type="gramEnd"/>
+        <w:t xml:space="preserve">    {</w:t>
+      </w:r>
       <w:r>
         <w:br/>
         <w:t xml:space="preserve">        </w:t>
@@ -23400,27 +22940,14 @@
       </w:r>
       <w:r>
         <w:br/>
-        <w:t xml:space="preserve">  </w:t>
-      </w:r>
-      <w:proofErr w:type="gramStart"/>
-      <w:r>
-        <w:t xml:space="preserve">  }</w:t>
-      </w:r>
-      <w:proofErr w:type="gramEnd"/>
-      <w:r>
-        <w:br/>
-      </w:r>
-      <w:r>
-        <w:br/>
-        <w:t xml:space="preserve">    </w:t>
-      </w:r>
-      <w:proofErr w:type="gramStart"/>
-      <w:r>
-        <w:t>Employee(</w:t>
-      </w:r>
-      <w:proofErr w:type="gramEnd"/>
-      <w:r>
-        <w:t>) {</w:t>
+        <w:t xml:space="preserve">    }</w:t>
+      </w:r>
+      <w:r>
+        <w:br/>
+      </w:r>
+      <w:r>
+        <w:br/>
+        <w:t xml:space="preserve">    Employee() {</w:t>
       </w:r>
       <w:r>
         <w:br/>
@@ -23444,13 +22971,8 @@
       </w:r>
       <w:r>
         <w:br/>
-        <w:t xml:space="preserve">  </w:t>
-      </w:r>
-      <w:proofErr w:type="gramStart"/>
-      <w:r>
-        <w:t xml:space="preserve">  }</w:t>
-      </w:r>
-      <w:proofErr w:type="gramEnd"/>
+        <w:t xml:space="preserve">    }</w:t>
+      </w:r>
       <w:r>
         <w:br/>
       </w:r>
@@ -23475,15 +22997,7 @@
       </w:r>
       <w:r>
         <w:br/>
-        <w:t xml:space="preserve">    public static void </w:t>
-      </w:r>
-      <w:proofErr w:type="gramStart"/>
-      <w:r>
-        <w:t>main(String[</w:t>
-      </w:r>
-      <w:proofErr w:type="gramEnd"/>
-      <w:r>
-        <w:t xml:space="preserve">] </w:t>
+        <w:t xml:space="preserve">    public static void main(String[] </w:t>
       </w:r>
       <w:proofErr w:type="spellStart"/>
       <w:r>
@@ -23495,37 +23009,16 @@
       </w:r>
       <w:r>
         <w:br/>
-        <w:t xml:space="preserve">        new </w:t>
-      </w:r>
-      <w:proofErr w:type="gramStart"/>
-      <w:r>
-        <w:t>Employee(</w:t>
-      </w:r>
-      <w:proofErr w:type="gramEnd"/>
-      <w:r>
-        <w:t>);</w:t>
-      </w:r>
-      <w:r>
-        <w:br/>
-        <w:t xml:space="preserve">        new </w:t>
-      </w:r>
-      <w:proofErr w:type="gramStart"/>
-      <w:r>
-        <w:t>Employee(</w:t>
-      </w:r>
-      <w:proofErr w:type="gramEnd"/>
-      <w:r>
-        <w:t>);</w:t>
-      </w:r>
-      <w:r>
-        <w:br/>
-        <w:t xml:space="preserve">  </w:t>
-      </w:r>
-      <w:proofErr w:type="gramStart"/>
-      <w:r>
-        <w:t xml:space="preserve">  }</w:t>
-      </w:r>
-      <w:proofErr w:type="gramEnd"/>
+        <w:t xml:space="preserve">        new Employee();</w:t>
+      </w:r>
+      <w:r>
+        <w:br/>
+        <w:t xml:space="preserve">        new Employee();</w:t>
+      </w:r>
+      <w:r>
+        <w:br/>
+        <w:t xml:space="preserve">    }</w:t>
+      </w:r>
       <w:r>
         <w:br/>
         <w:t>}</w:t>
@@ -24511,14 +24004,7 @@
       </w:r>
       <w:r>
         <w:br/>
-      </w:r>
-      <w:proofErr w:type="gramStart"/>
-      <w:r>
-        <w:t>clone(</w:t>
-      </w:r>
-      <w:proofErr w:type="gramEnd"/>
-      <w:r>
-        <w:t>) method</w:t>
+        <w:t>clone() method</w:t>
       </w:r>
       <w:r>
         <w:br/>
@@ -24679,23 +24165,7 @@
           <w:b/>
           <w:bCs/>
         </w:rPr>
-        <w:t xml:space="preserve">Shallow Copy Using </w:t>
-      </w:r>
-      <w:proofErr w:type="gramStart"/>
-      <w:r>
-        <w:rPr>
-          <w:b/>
-          <w:bCs/>
-        </w:rPr>
-        <w:t>clone(</w:t>
-      </w:r>
-      <w:proofErr w:type="gramEnd"/>
-      <w:r>
-        <w:rPr>
-          <w:b/>
-          <w:bCs/>
-        </w:rPr>
-        <w:t>)</w:t>
+        <w:t>Shallow Copy Using clone()</w:t>
       </w:r>
     </w:p>
     <w:p>
@@ -25028,11 +24498,36 @@
           <w:bCs/>
         </w:rPr>
       </w:pPr>
-      <w:r>
-        <w:rPr>
-          <w:b/>
-          <w:bCs/>
-        </w:rPr>
+    </w:p>
+    <w:p>
+      <w:pPr>
+        <w:rPr>
+          <w:b/>
+          <w:bCs/>
+        </w:rPr>
+      </w:pPr>
+    </w:p>
+    <w:p>
+      <w:pPr>
+        <w:rPr>
+          <w:b/>
+          <w:bCs/>
+        </w:rPr>
+      </w:pPr>
+    </w:p>
+    <w:p>
+      <w:pPr>
+        <w:rPr>
+          <w:b/>
+          <w:bCs/>
+        </w:rPr>
+      </w:pPr>
+      <w:r>
+        <w:rPr>
+          <w:b/>
+          <w:bCs/>
+        </w:rPr>
+        <w:lastRenderedPageBreak/>
         <w:t xml:space="preserve">Deep Copy Using </w:t>
       </w:r>
       <w:proofErr w:type="gramStart"/>
@@ -25065,9 +24560,6 @@
       </w:r>
       <w:r>
         <w:br/>
-      </w:r>
-      <w:r>
-        <w:lastRenderedPageBreak/>
         <w:t xml:space="preserve">    Address(String city) {</w:t>
       </w:r>
       <w:r>
@@ -25347,6 +24839,7 @@
     </w:p>
     <w:p>
       <w:r>
+        <w:lastRenderedPageBreak/>
         <w:t>Preferred over clone in modern Java.</w:t>
       </w:r>
     </w:p>
@@ -25373,32 +24866,660 @@
       </w:r>
     </w:p>
     <w:p>
+      <w:pPr>
+        <w:rPr>
+          <w:highlight w:val="yellow"/>
+        </w:rPr>
+      </w:pPr>
+      <w:r>
+        <w:t>class Employee {</w:t>
+      </w:r>
+      <w:r>
+        <w:br/>
+        <w:t xml:space="preserve">    int id;</w:t>
+      </w:r>
+      <w:r>
+        <w:br/>
+        <w:t xml:space="preserve">    String name;</w:t>
+      </w:r>
+      <w:r>
+        <w:br/>
+      </w:r>
+      <w:r>
+        <w:br/>
+        <w:t xml:space="preserve">    </w:t>
+      </w:r>
+      <w:proofErr w:type="gramStart"/>
+      <w:r>
+        <w:t>Employee(</w:t>
+      </w:r>
+      <w:proofErr w:type="gramEnd"/>
+      <w:r>
+        <w:t>int id, String name) {</w:t>
+      </w:r>
+      <w:r>
+        <w:br/>
+        <w:t xml:space="preserve">        this.id = id;</w:t>
+      </w:r>
+      <w:r>
+        <w:br/>
+        <w:t xml:space="preserve">        this.name = name;</w:t>
+      </w:r>
+      <w:r>
+        <w:br/>
+        <w:t xml:space="preserve">  </w:t>
+      </w:r>
+      <w:proofErr w:type="gramStart"/>
+      <w:r>
+        <w:t xml:space="preserve">  }</w:t>
+      </w:r>
+      <w:proofErr w:type="gramEnd"/>
+      <w:r>
+        <w:br/>
+      </w:r>
+      <w:r>
+        <w:br/>
+        <w:t xml:space="preserve">    </w:t>
+      </w:r>
+      <w:proofErr w:type="gramStart"/>
+      <w:r>
+        <w:rPr>
+          <w:highlight w:val="yellow"/>
+        </w:rPr>
+        <w:t>Employee(</w:t>
+      </w:r>
+      <w:proofErr w:type="gramEnd"/>
+      <w:r>
+        <w:rPr>
+          <w:highlight w:val="yellow"/>
+        </w:rPr>
+        <w:t>Employee other) {</w:t>
+      </w:r>
+      <w:r>
+        <w:rPr>
+          <w:highlight w:val="yellow"/>
+        </w:rPr>
+        <w:br/>
+        <w:t xml:space="preserve">        this.id = other.id;</w:t>
+      </w:r>
+      <w:r>
+        <w:rPr>
+          <w:highlight w:val="yellow"/>
+        </w:rPr>
+        <w:br/>
+        <w:t xml:space="preserve">        this.name = other.name;</w:t>
+      </w:r>
+    </w:p>
+    <w:p>
+      <w:proofErr w:type="spellStart"/>
+      <w:proofErr w:type="gramStart"/>
+      <w:r>
+        <w:rPr>
+          <w:highlight w:val="yellow"/>
+        </w:rPr>
+        <w:t>this.salary</w:t>
+      </w:r>
+      <w:proofErr w:type="spellEnd"/>
+      <w:proofErr w:type="gramEnd"/>
+      <w:r>
+        <w:rPr>
+          <w:highlight w:val="yellow"/>
+        </w:rPr>
+        <w:t xml:space="preserve"> = </w:t>
+      </w:r>
+      <w:proofErr w:type="gramStart"/>
+      <w:r>
+        <w:rPr>
+          <w:highlight w:val="yellow"/>
+        </w:rPr>
+        <w:t>this.salary</w:t>
+      </w:r>
+      <w:proofErr w:type="gramEnd"/>
+      <w:r>
+        <w:rPr>
+          <w:highlight w:val="yellow"/>
+        </w:rPr>
+        <w:t>+500;</w:t>
+      </w:r>
+      <w:r>
+        <w:rPr>
+          <w:highlight w:val="yellow"/>
+        </w:rPr>
+        <w:br/>
+        <w:t xml:space="preserve">  </w:t>
+      </w:r>
+      <w:proofErr w:type="gramStart"/>
+      <w:r>
+        <w:rPr>
+          <w:highlight w:val="yellow"/>
+        </w:rPr>
+        <w:t xml:space="preserve">  }</w:t>
+      </w:r>
+      <w:proofErr w:type="gramEnd"/>
+      <w:r>
+        <w:br/>
+        <w:t>}</w:t>
+      </w:r>
+      <w:r>
+        <w:br/>
+      </w:r>
+      <w:r>
+        <w:br/>
+        <w:t xml:space="preserve">public class </w:t>
+      </w:r>
+      <w:proofErr w:type="spellStart"/>
+      <w:r>
+        <w:t>CopyConstructorDemo</w:t>
+      </w:r>
+      <w:proofErr w:type="spellEnd"/>
+      <w:r>
+        <w:t xml:space="preserve"> {</w:t>
+      </w:r>
+      <w:r>
+        <w:br/>
+        <w:t xml:space="preserve">    public static void </w:t>
+      </w:r>
+      <w:proofErr w:type="gramStart"/>
+      <w:r>
+        <w:t>main(String[</w:t>
+      </w:r>
+      <w:proofErr w:type="gramEnd"/>
+      <w:r>
+        <w:t xml:space="preserve">] </w:t>
+      </w:r>
+      <w:proofErr w:type="spellStart"/>
+      <w:r>
+        <w:t>args</w:t>
+      </w:r>
+      <w:proofErr w:type="spellEnd"/>
+      <w:r>
+        <w:t>) {</w:t>
+      </w:r>
+      <w:r>
+        <w:br/>
+      </w:r>
+      <w:r>
+        <w:br/>
+        <w:t xml:space="preserve">        Employee e1 = new </w:t>
+      </w:r>
+      <w:proofErr w:type="gramStart"/>
+      <w:r>
+        <w:t>Employee(</w:t>
+      </w:r>
+      <w:proofErr w:type="gramEnd"/>
+      <w:r>
+        <w:t>1, "Akash");</w:t>
+      </w:r>
+      <w:r>
+        <w:br/>
+        <w:t xml:space="preserve">        Employee e2 = new Employee(e1);</w:t>
+      </w:r>
+      <w:r>
+        <w:br/>
+      </w:r>
+      <w:r>
+        <w:br/>
+        <w:t xml:space="preserve">        </w:t>
+      </w:r>
+      <w:proofErr w:type="spellStart"/>
+      <w:r>
+        <w:t>System.out.println</w:t>
+      </w:r>
+      <w:proofErr w:type="spellEnd"/>
+      <w:r>
+        <w:t>(e2.name);</w:t>
+      </w:r>
+      <w:r>
+        <w:br/>
+        <w:t xml:space="preserve">  </w:t>
+      </w:r>
+      <w:proofErr w:type="gramStart"/>
+      <w:r>
+        <w:t xml:space="preserve">  }</w:t>
+      </w:r>
+      <w:proofErr w:type="gramEnd"/>
+      <w:r>
+        <w:br/>
+        <w:t>}</w:t>
+      </w:r>
+    </w:p>
+    <w:p>
+      <w:r>
+        <w:t>Clear</w:t>
+      </w:r>
+      <w:r>
+        <w:br/>
+        <w:t>Type-safe</w:t>
+      </w:r>
+      <w:r>
+        <w:br/>
+        <w:t>No Cloneable issues</w:t>
+      </w:r>
+    </w:p>
+    <w:p>
+      <w:r>
+        <w:pict w14:anchorId="464B577F">
+          <v:rect id="_x0000_i1361" style="width:0;height:1.5pt" o:hralign="center" o:hrstd="t" o:hr="t" fillcolor="#a0a0a0" stroked="f"/>
+        </w:pict>
+      </w:r>
+    </w:p>
+    <w:p>
+      <w:pPr>
+        <w:rPr>
+          <w:b/>
+          <w:bCs/>
+        </w:rPr>
+      </w:pPr>
+      <w:r>
+        <w:rPr>
+          <w:b/>
+          <w:bCs/>
+        </w:rPr>
+        <w:t>Deep Copy Using Copy Constructor</w:t>
+      </w:r>
+    </w:p>
+    <w:p>
+      <w:r>
+        <w:t>class Address {</w:t>
+      </w:r>
+      <w:r>
+        <w:br/>
+        <w:t xml:space="preserve">    String city;</w:t>
+      </w:r>
+      <w:r>
+        <w:br/>
+      </w:r>
+      <w:r>
+        <w:br/>
+        <w:t xml:space="preserve">    Address(String city) {</w:t>
+      </w:r>
+      <w:r>
+        <w:br/>
+        <w:t xml:space="preserve">        </w:t>
+      </w:r>
+      <w:proofErr w:type="spellStart"/>
+      <w:r>
+        <w:t>this.city</w:t>
+      </w:r>
+      <w:proofErr w:type="spellEnd"/>
+      <w:r>
+        <w:t xml:space="preserve"> = city;</w:t>
+      </w:r>
+      <w:r>
+        <w:br/>
+        <w:t xml:space="preserve">    }</w:t>
+      </w:r>
+      <w:r>
+        <w:br/>
+      </w:r>
+      <w:r>
+        <w:br/>
+        <w:t xml:space="preserve">    Address(Address other) {</w:t>
+      </w:r>
+      <w:r>
+        <w:br/>
+        <w:t xml:space="preserve">        </w:t>
+      </w:r>
+      <w:proofErr w:type="spellStart"/>
+      <w:r>
+        <w:t>this.city</w:t>
+      </w:r>
+      <w:proofErr w:type="spellEnd"/>
+      <w:r>
+        <w:t xml:space="preserve"> = </w:t>
+      </w:r>
+      <w:proofErr w:type="spellStart"/>
+      <w:r>
+        <w:t>other.city</w:t>
+      </w:r>
+      <w:proofErr w:type="spellEnd"/>
+      <w:r>
+        <w:t>;</w:t>
+      </w:r>
+      <w:r>
+        <w:br/>
+        <w:t xml:space="preserve">    }</w:t>
+      </w:r>
+      <w:r>
+        <w:br/>
+      </w:r>
+      <w:r>
+        <w:lastRenderedPageBreak/>
+        <w:t>}</w:t>
+      </w:r>
+      <w:r>
+        <w:br/>
+      </w:r>
+      <w:r>
+        <w:br/>
+        <w:t>class Employee {</w:t>
+      </w:r>
+      <w:r>
+        <w:br/>
+        <w:t xml:space="preserve">    int id;</w:t>
+      </w:r>
+      <w:r>
+        <w:br/>
+        <w:t xml:space="preserve">    Address </w:t>
+      </w:r>
+      <w:proofErr w:type="spellStart"/>
+      <w:r>
+        <w:t>address</w:t>
+      </w:r>
+      <w:proofErr w:type="spellEnd"/>
+      <w:r>
+        <w:t>;</w:t>
+      </w:r>
+      <w:r>
+        <w:br/>
+      </w:r>
+      <w:r>
+        <w:br/>
+        <w:t xml:space="preserve">    Employee(int id, Address address) {</w:t>
+      </w:r>
+      <w:r>
+        <w:br/>
+        <w:t xml:space="preserve">        this.id = id;</w:t>
+      </w:r>
+      <w:r>
+        <w:br/>
+        <w:t xml:space="preserve">        </w:t>
+      </w:r>
+      <w:proofErr w:type="spellStart"/>
+      <w:r>
+        <w:t>this.address</w:t>
+      </w:r>
+      <w:proofErr w:type="spellEnd"/>
+      <w:r>
+        <w:t xml:space="preserve"> = address;</w:t>
+      </w:r>
+      <w:r>
+        <w:br/>
+        <w:t xml:space="preserve">    }</w:t>
+      </w:r>
+      <w:r>
+        <w:br/>
+      </w:r>
+      <w:r>
+        <w:br/>
+        <w:t xml:space="preserve">    </w:t>
+      </w:r>
+      <w:r>
+        <w:rPr>
+          <w:highlight w:val="yellow"/>
+        </w:rPr>
+        <w:t>Employee(Employee other) {</w:t>
+      </w:r>
+      <w:r>
+        <w:rPr>
+          <w:highlight w:val="yellow"/>
+        </w:rPr>
+        <w:br/>
+        <w:t xml:space="preserve">        this.id = other.id;</w:t>
+      </w:r>
+      <w:r>
+        <w:rPr>
+          <w:highlight w:val="yellow"/>
+        </w:rPr>
+        <w:br/>
+        <w:t xml:space="preserve">        </w:t>
+      </w:r>
+      <w:proofErr w:type="spellStart"/>
+      <w:r>
+        <w:rPr>
+          <w:highlight w:val="yellow"/>
+        </w:rPr>
+        <w:t>this.address</w:t>
+      </w:r>
+      <w:proofErr w:type="spellEnd"/>
+      <w:r>
+        <w:rPr>
+          <w:highlight w:val="yellow"/>
+        </w:rPr>
+        <w:t xml:space="preserve"> = new Address(</w:t>
+      </w:r>
+      <w:proofErr w:type="spellStart"/>
+      <w:r>
+        <w:rPr>
+          <w:highlight w:val="yellow"/>
+        </w:rPr>
+        <w:t>other.address</w:t>
+      </w:r>
+      <w:proofErr w:type="spellEnd"/>
+      <w:r>
+        <w:rPr>
+          <w:highlight w:val="yellow"/>
+        </w:rPr>
+        <w:t>);</w:t>
+      </w:r>
+      <w:r>
+        <w:rPr>
+          <w:highlight w:val="yellow"/>
+        </w:rPr>
+        <w:br/>
+        <w:t xml:space="preserve">    }</w:t>
+      </w:r>
+      <w:r>
+        <w:br/>
+        <w:t>}</w:t>
+      </w:r>
+    </w:p>
+    <w:p>
+      <w:r>
+        <w:t>Safer than clone</w:t>
+      </w:r>
+      <w:r>
+        <w:br/>
+        <w:t>Readable</w:t>
+      </w:r>
+      <w:r>
+        <w:br/>
+        <w:t>Maintainable</w:t>
+      </w:r>
+    </w:p>
+    <w:p>
+      <w:r>
+        <w:pict w14:anchorId="53687BED">
+          <v:rect id="_x0000_i1362" style="width:0;height:1.5pt" o:hralign="center" o:hrstd="t" o:hr="t" fillcolor="#a0a0a0" stroked="f"/>
+        </w:pict>
+      </w:r>
+    </w:p>
+    <w:p>
+      <w:pPr>
+        <w:rPr>
+          <w:b/>
+          <w:bCs/>
+        </w:rPr>
+      </w:pPr>
+      <w:r>
+        <w:rPr>
+          <w:b/>
+          <w:bCs/>
+        </w:rPr>
+        <w:t>Defensive Copying</w:t>
+      </w:r>
+    </w:p>
+    <w:p>
+      <w:r>
+        <w:t>Defensive copying protects internal state</w:t>
+      </w:r>
+      <w:r>
+        <w:br/>
+        <w:t>When exposing mutable objects</w:t>
+      </w:r>
+    </w:p>
+    <w:p>
+      <w:r>
+        <w:t>Used heavily in immutable class design.</w:t>
+      </w:r>
+    </w:p>
+    <w:p>
+      <w:r>
+        <w:pict w14:anchorId="6A67164D">
+          <v:rect id="_x0000_i1363" style="width:0;height:1.5pt" o:hralign="center" o:hrstd="t" o:hr="t" fillcolor="#a0a0a0" stroked="f"/>
+        </w:pict>
+      </w:r>
+    </w:p>
+    <w:p>
+      <w:pPr>
+        <w:rPr>
+          <w:b/>
+          <w:bCs/>
+        </w:rPr>
+      </w:pPr>
+      <w:r>
+        <w:rPr>
+          <w:b/>
+          <w:bCs/>
+        </w:rPr>
+        <w:t>Defensive Copy Problem</w:t>
+      </w:r>
+    </w:p>
+    <w:p>
+      <w:r>
+        <w:t>class Employee {</w:t>
+      </w:r>
+      <w:r>
+        <w:br/>
+        <w:t xml:space="preserve">    private Date </w:t>
+      </w:r>
+      <w:proofErr w:type="spellStart"/>
+      <w:r>
+        <w:t>joiningDate</w:t>
+      </w:r>
+      <w:proofErr w:type="spellEnd"/>
+      <w:r>
+        <w:t>;</w:t>
+      </w:r>
+      <w:r>
+        <w:br/>
+      </w:r>
+      <w:r>
+        <w:br/>
+        <w:t xml:space="preserve">    Employee(Date date) {</w:t>
+      </w:r>
+      <w:r>
+        <w:br/>
+        <w:t xml:space="preserve">        </w:t>
+      </w:r>
+      <w:proofErr w:type="spellStart"/>
+      <w:r>
+        <w:t>this.joiningDate</w:t>
+      </w:r>
+      <w:proofErr w:type="spellEnd"/>
+      <w:r>
+        <w:t xml:space="preserve"> = date;</w:t>
+      </w:r>
+      <w:r>
+        <w:br/>
+        <w:t xml:space="preserve">    }</w:t>
+      </w:r>
+      <w:r>
+        <w:br/>
+      </w:r>
+      <w:r>
+        <w:br/>
+        <w:t xml:space="preserve">    Date </w:t>
+      </w:r>
+      <w:proofErr w:type="spellStart"/>
+      <w:r>
+        <w:t>getJoiningDate</w:t>
+      </w:r>
+      <w:proofErr w:type="spellEnd"/>
+      <w:r>
+        <w:t>() {</w:t>
+      </w:r>
+      <w:r>
+        <w:br/>
+        <w:t xml:space="preserve">        return </w:t>
+      </w:r>
+      <w:proofErr w:type="spellStart"/>
+      <w:r>
+        <w:t>joiningDate</w:t>
+      </w:r>
+      <w:proofErr w:type="spellEnd"/>
+      <w:r>
+        <w:t>; // unsafe</w:t>
+      </w:r>
+      <w:r>
+        <w:br/>
+        <w:t xml:space="preserve">    }</w:t>
+      </w:r>
+      <w:r>
+        <w:br/>
+        <w:t>}</w:t>
+      </w:r>
+    </w:p>
+    <w:p>
+      <w:r>
+        <w:t>Caller can modify internal state.</w:t>
+      </w:r>
+    </w:p>
+    <w:p>
+      <w:r>
+        <w:pict w14:anchorId="0FCF74B2">
+          <v:rect id="_x0000_i1364" style="width:0;height:1.5pt" o:hralign="center" o:hrstd="t" o:hr="t" fillcolor="#a0a0a0" stroked="f"/>
+        </w:pict>
+      </w:r>
+    </w:p>
+    <w:p>
+      <w:pPr>
+        <w:rPr>
+          <w:b/>
+          <w:bCs/>
+        </w:rPr>
+      </w:pPr>
+      <w:r>
+        <w:rPr>
+          <w:b/>
+          <w:bCs/>
+        </w:rPr>
+        <w:t>Defensive Copy Solution</w:t>
+      </w:r>
+    </w:p>
+    <w:p>
       <w:r>
         <w:lastRenderedPageBreak/>
         <w:t>class Employee {</w:t>
       </w:r>
       <w:r>
         <w:br/>
-        <w:t xml:space="preserve">    int id;</w:t>
-      </w:r>
-      <w:r>
-        <w:br/>
-        <w:t xml:space="preserve">    String name;</w:t>
-      </w:r>
-      <w:r>
-        <w:br/>
-      </w:r>
-      <w:r>
-        <w:br/>
-        <w:t xml:space="preserve">    Employee(int id, String name) {</w:t>
-      </w:r>
-      <w:r>
-        <w:br/>
-        <w:t xml:space="preserve">        this.id = id;</w:t>
-      </w:r>
-      <w:r>
-        <w:br/>
-        <w:t xml:space="preserve">        this.name = name;</w:t>
+        <w:t xml:space="preserve">    private Date </w:t>
+      </w:r>
+      <w:proofErr w:type="spellStart"/>
+      <w:r>
+        <w:t>joiningDate</w:t>
+      </w:r>
+      <w:proofErr w:type="spellEnd"/>
+      <w:r>
+        <w:t>;</w:t>
+      </w:r>
+      <w:r>
+        <w:br/>
+      </w:r>
+      <w:r>
+        <w:br/>
+        <w:t xml:space="preserve">    Employee(Date date) {</w:t>
+      </w:r>
+      <w:r>
+        <w:br/>
+        <w:t xml:space="preserve">        </w:t>
+      </w:r>
+      <w:proofErr w:type="spellStart"/>
+      <w:r>
+        <w:t>this.joiningDate</w:t>
+      </w:r>
+      <w:proofErr w:type="spellEnd"/>
+      <w:r>
+        <w:t xml:space="preserve"> = new Date(</w:t>
+      </w:r>
+      <w:proofErr w:type="spellStart"/>
+      <w:r>
+        <w:t>date.getTime</w:t>
+      </w:r>
+      <w:proofErr w:type="spellEnd"/>
+      <w:r>
+        <w:t>());</w:t>
       </w:r>
       <w:r>
         <w:br/>
@@ -25409,606 +25530,32 @@
       </w:r>
       <w:r>
         <w:br/>
-        <w:t xml:space="preserve">    </w:t>
-      </w:r>
-      <w:r>
-        <w:rPr>
-          <w:highlight w:val="yellow"/>
-        </w:rPr>
-        <w:t>Employee(Employee other) {</w:t>
-      </w:r>
-      <w:r>
-        <w:rPr>
-          <w:highlight w:val="yellow"/>
-        </w:rPr>
-        <w:br/>
-        <w:t xml:space="preserve">        this.id = other.id;</w:t>
-      </w:r>
-      <w:r>
-        <w:rPr>
-          <w:highlight w:val="yellow"/>
-        </w:rPr>
-        <w:br/>
-        <w:t xml:space="preserve">        this.name = other.name;</w:t>
-      </w:r>
-      <w:r>
-        <w:rPr>
-          <w:highlight w:val="yellow"/>
-        </w:rPr>
+        <w:t xml:space="preserve">    Date </w:t>
+      </w:r>
+      <w:proofErr w:type="spellStart"/>
+      <w:r>
+        <w:t>getJoiningDate</w:t>
+      </w:r>
+      <w:proofErr w:type="spellEnd"/>
+      <w:r>
+        <w:t>() {</w:t>
+      </w:r>
+      <w:r>
+        <w:br/>
+        <w:t xml:space="preserve">        return new Date(</w:t>
+      </w:r>
+      <w:proofErr w:type="spellStart"/>
+      <w:r>
+        <w:t>joiningDate.getTime</w:t>
+      </w:r>
+      <w:proofErr w:type="spellEnd"/>
+      <w:r>
+        <w:t>());</w:t>
+      </w:r>
+      <w:r>
         <w:br/>
         <w:t xml:space="preserve">    }</w:t>
       </w:r>
-      <w:r>
-        <w:br/>
-        <w:t>}</w:t>
-      </w:r>
-      <w:r>
-        <w:br/>
-      </w:r>
-      <w:r>
-        <w:br/>
-        <w:t xml:space="preserve">public class </w:t>
-      </w:r>
-      <w:proofErr w:type="spellStart"/>
-      <w:r>
-        <w:t>CopyConstructorDemo</w:t>
-      </w:r>
-      <w:proofErr w:type="spellEnd"/>
-      <w:r>
-        <w:t xml:space="preserve"> {</w:t>
-      </w:r>
-      <w:r>
-        <w:br/>
-        <w:t xml:space="preserve">    public static void main(String[] </w:t>
-      </w:r>
-      <w:proofErr w:type="spellStart"/>
-      <w:r>
-        <w:t>args</w:t>
-      </w:r>
-      <w:proofErr w:type="spellEnd"/>
-      <w:r>
-        <w:t>) {</w:t>
-      </w:r>
-      <w:r>
-        <w:br/>
-      </w:r>
-      <w:r>
-        <w:br/>
-        <w:t xml:space="preserve">        Employee e1 = new Employee(1, "Akash");</w:t>
-      </w:r>
-      <w:r>
-        <w:br/>
-        <w:t xml:space="preserve">        Employee e2 = new Employee(e1);</w:t>
-      </w:r>
-      <w:r>
-        <w:br/>
-      </w:r>
-      <w:r>
-        <w:br/>
-        <w:t xml:space="preserve">        </w:t>
-      </w:r>
-      <w:proofErr w:type="spellStart"/>
-      <w:r>
-        <w:t>System.out.println</w:t>
-      </w:r>
-      <w:proofErr w:type="spellEnd"/>
-      <w:r>
-        <w:t>(e2.name);</w:t>
-      </w:r>
-      <w:r>
-        <w:br/>
-        <w:t xml:space="preserve">    }</w:t>
-      </w:r>
-      <w:r>
-        <w:br/>
-        <w:t>}</w:t>
-      </w:r>
-    </w:p>
-    <w:p>
-      <w:r>
-        <w:t>Clear</w:t>
-      </w:r>
-      <w:r>
-        <w:br/>
-        <w:t>Type-safe</w:t>
-      </w:r>
-      <w:r>
-        <w:br/>
-        <w:t>No Cloneable issues</w:t>
-      </w:r>
-    </w:p>
-    <w:p>
-      <w:r>
-        <w:pict w14:anchorId="464B577F">
-          <v:rect id="_x0000_i1361" style="width:0;height:1.5pt" o:hralign="center" o:hrstd="t" o:hr="t" fillcolor="#a0a0a0" stroked="f"/>
-        </w:pict>
-      </w:r>
-    </w:p>
-    <w:p>
-      <w:pPr>
-        <w:rPr>
-          <w:b/>
-          <w:bCs/>
-        </w:rPr>
-      </w:pPr>
-      <w:r>
-        <w:rPr>
-          <w:b/>
-          <w:bCs/>
-        </w:rPr>
-        <w:t>Deep Copy Using Copy Constructor</w:t>
-      </w:r>
-    </w:p>
-    <w:p>
-      <w:r>
-        <w:t>class Address {</w:t>
-      </w:r>
-      <w:r>
-        <w:br/>
-        <w:t xml:space="preserve">    String city;</w:t>
-      </w:r>
-      <w:r>
-        <w:br/>
-      </w:r>
-      <w:r>
-        <w:br/>
-        <w:t xml:space="preserve">    Address(String city) {</w:t>
-      </w:r>
-      <w:r>
-        <w:br/>
-        <w:t xml:space="preserve">        </w:t>
-      </w:r>
-      <w:proofErr w:type="spellStart"/>
-      <w:r>
-        <w:t>this.city</w:t>
-      </w:r>
-      <w:proofErr w:type="spellEnd"/>
-      <w:r>
-        <w:t xml:space="preserve"> = city;</w:t>
-      </w:r>
-      <w:r>
-        <w:br/>
-        <w:t xml:space="preserve">    }</w:t>
-      </w:r>
-      <w:r>
-        <w:br/>
-      </w:r>
-      <w:r>
-        <w:br/>
-        <w:t xml:space="preserve">    Address(Address other) {</w:t>
-      </w:r>
-      <w:r>
-        <w:br/>
-        <w:t xml:space="preserve">        </w:t>
-      </w:r>
-      <w:proofErr w:type="spellStart"/>
-      <w:r>
-        <w:t>this.city</w:t>
-      </w:r>
-      <w:proofErr w:type="spellEnd"/>
-      <w:r>
-        <w:t xml:space="preserve"> = </w:t>
-      </w:r>
-      <w:proofErr w:type="spellStart"/>
-      <w:r>
-        <w:t>other.city</w:t>
-      </w:r>
-      <w:proofErr w:type="spellEnd"/>
-      <w:r>
-        <w:t>;</w:t>
-      </w:r>
-      <w:r>
-        <w:br/>
-        <w:t xml:space="preserve">    }</w:t>
-      </w:r>
-      <w:r>
-        <w:br/>
-        <w:t>}</w:t>
-      </w:r>
-      <w:r>
-        <w:br/>
-      </w:r>
-      <w:r>
-        <w:br/>
-        <w:t>class Employee {</w:t>
-      </w:r>
-      <w:r>
-        <w:br/>
-        <w:t xml:space="preserve">    int id;</w:t>
-      </w:r>
-      <w:r>
-        <w:br/>
-        <w:t xml:space="preserve">    Address </w:t>
-      </w:r>
-      <w:proofErr w:type="spellStart"/>
-      <w:r>
-        <w:t>address</w:t>
-      </w:r>
-      <w:proofErr w:type="spellEnd"/>
-      <w:r>
-        <w:t>;</w:t>
-      </w:r>
-      <w:r>
-        <w:br/>
-      </w:r>
-      <w:r>
-        <w:br/>
-        <w:t xml:space="preserve">    Employee(int id, Address address) {</w:t>
-      </w:r>
-      <w:r>
-        <w:br/>
-      </w:r>
-      <w:r>
-        <w:lastRenderedPageBreak/>
-        <w:t xml:space="preserve">        this.id = id;</w:t>
-      </w:r>
-      <w:r>
-        <w:br/>
-        <w:t xml:space="preserve">        </w:t>
-      </w:r>
-      <w:proofErr w:type="spellStart"/>
-      <w:r>
-        <w:t>this.address</w:t>
-      </w:r>
-      <w:proofErr w:type="spellEnd"/>
-      <w:r>
-        <w:t xml:space="preserve"> = address;</w:t>
-      </w:r>
-      <w:r>
-        <w:br/>
-        <w:t xml:space="preserve">    }</w:t>
-      </w:r>
-      <w:r>
-        <w:br/>
-      </w:r>
-      <w:r>
-        <w:br/>
-        <w:t xml:space="preserve">    Employee(Employee other) {</w:t>
-      </w:r>
-      <w:r>
-        <w:br/>
-        <w:t xml:space="preserve">        this.id = other.id;</w:t>
-      </w:r>
-      <w:r>
-        <w:br/>
-        <w:t xml:space="preserve">        </w:t>
-      </w:r>
-      <w:proofErr w:type="spellStart"/>
-      <w:r>
-        <w:t>this.address</w:t>
-      </w:r>
-      <w:proofErr w:type="spellEnd"/>
-      <w:r>
-        <w:t xml:space="preserve"> = new Address(</w:t>
-      </w:r>
-      <w:proofErr w:type="spellStart"/>
-      <w:r>
-        <w:t>other.address</w:t>
-      </w:r>
-      <w:proofErr w:type="spellEnd"/>
-      <w:r>
-        <w:t>);</w:t>
-      </w:r>
-      <w:r>
-        <w:br/>
-        <w:t xml:space="preserve">    }</w:t>
-      </w:r>
-      <w:r>
-        <w:br/>
-        <w:t>}</w:t>
-      </w:r>
-    </w:p>
-    <w:p>
-      <w:r>
-        <w:t>Safer than clone</w:t>
-      </w:r>
-      <w:r>
-        <w:br/>
-        <w:t>Readable</w:t>
-      </w:r>
-      <w:r>
-        <w:br/>
-        <w:t>Maintainable</w:t>
-      </w:r>
-    </w:p>
-    <w:p>
-      <w:r>
-        <w:pict w14:anchorId="53687BED">
-          <v:rect id="_x0000_i1362" style="width:0;height:1.5pt" o:hralign="center" o:hrstd="t" o:hr="t" fillcolor="#a0a0a0" stroked="f"/>
-        </w:pict>
-      </w:r>
-    </w:p>
-    <w:p>
-      <w:pPr>
-        <w:rPr>
-          <w:b/>
-          <w:bCs/>
-        </w:rPr>
-      </w:pPr>
-      <w:r>
-        <w:rPr>
-          <w:b/>
-          <w:bCs/>
-        </w:rPr>
-        <w:t>Defensive Copying</w:t>
-      </w:r>
-    </w:p>
-    <w:p>
-      <w:r>
-        <w:t>Defensive copying protects internal state</w:t>
-      </w:r>
-      <w:r>
-        <w:br/>
-        <w:t>When exposing mutable objects</w:t>
-      </w:r>
-    </w:p>
-    <w:p>
-      <w:r>
-        <w:t>Used heavily in immutable class design.</w:t>
-      </w:r>
-    </w:p>
-    <w:p>
-      <w:r>
-        <w:pict w14:anchorId="6A67164D">
-          <v:rect id="_x0000_i1363" style="width:0;height:1.5pt" o:hralign="center" o:hrstd="t" o:hr="t" fillcolor="#a0a0a0" stroked="f"/>
-        </w:pict>
-      </w:r>
-    </w:p>
-    <w:p>
-      <w:pPr>
-        <w:rPr>
-          <w:b/>
-          <w:bCs/>
-        </w:rPr>
-      </w:pPr>
-      <w:r>
-        <w:rPr>
-          <w:b/>
-          <w:bCs/>
-        </w:rPr>
-        <w:t>Defensive Copy Problem</w:t>
-      </w:r>
-    </w:p>
-    <w:p>
-      <w:r>
-        <w:t>class Employee {</w:t>
-      </w:r>
-      <w:r>
-        <w:br/>
-        <w:t xml:space="preserve">    private Date </w:t>
-      </w:r>
-      <w:proofErr w:type="spellStart"/>
-      <w:r>
-        <w:t>joiningDate</w:t>
-      </w:r>
-      <w:proofErr w:type="spellEnd"/>
-      <w:r>
-        <w:t>;</w:t>
-      </w:r>
-      <w:r>
-        <w:br/>
-      </w:r>
-      <w:r>
-        <w:br/>
-        <w:t xml:space="preserve">    </w:t>
-      </w:r>
-      <w:proofErr w:type="gramStart"/>
-      <w:r>
-        <w:t>Employee(</w:t>
-      </w:r>
-      <w:proofErr w:type="gramEnd"/>
-      <w:r>
-        <w:t>Date date) {</w:t>
-      </w:r>
-      <w:r>
-        <w:br/>
-        <w:t xml:space="preserve">        </w:t>
-      </w:r>
-      <w:proofErr w:type="spellStart"/>
-      <w:proofErr w:type="gramStart"/>
-      <w:r>
-        <w:t>this.joiningDate</w:t>
-      </w:r>
-      <w:proofErr w:type="spellEnd"/>
-      <w:proofErr w:type="gramEnd"/>
-      <w:r>
-        <w:t xml:space="preserve"> = date;</w:t>
-      </w:r>
-      <w:r>
-        <w:br/>
-        <w:t xml:space="preserve">  </w:t>
-      </w:r>
-      <w:proofErr w:type="gramStart"/>
-      <w:r>
-        <w:t xml:space="preserve">  }</w:t>
-      </w:r>
-      <w:proofErr w:type="gramEnd"/>
-      <w:r>
-        <w:br/>
-      </w:r>
-      <w:r>
-        <w:br/>
-        <w:t xml:space="preserve">    Date </w:t>
-      </w:r>
-      <w:proofErr w:type="spellStart"/>
-      <w:proofErr w:type="gramStart"/>
-      <w:r>
-        <w:t>getJoiningDate</w:t>
-      </w:r>
-      <w:proofErr w:type="spellEnd"/>
-      <w:r>
-        <w:t>(</w:t>
-      </w:r>
-      <w:proofErr w:type="gramEnd"/>
-      <w:r>
-        <w:t>) {</w:t>
-      </w:r>
-      <w:r>
-        <w:br/>
-        <w:t xml:space="preserve">        return </w:t>
-      </w:r>
-      <w:proofErr w:type="spellStart"/>
-      <w:r>
-        <w:t>joiningDate</w:t>
-      </w:r>
-      <w:proofErr w:type="spellEnd"/>
-      <w:r>
-        <w:t>; // unsafe</w:t>
-      </w:r>
-      <w:r>
-        <w:br/>
-        <w:t xml:space="preserve">  </w:t>
-      </w:r>
-      <w:proofErr w:type="gramStart"/>
-      <w:r>
-        <w:t xml:space="preserve">  }</w:t>
-      </w:r>
-      <w:proofErr w:type="gramEnd"/>
-      <w:r>
-        <w:br/>
-        <w:t>}</w:t>
-      </w:r>
-    </w:p>
-    <w:p>
-      <w:r>
-        <w:t>Caller can modify internal state.</w:t>
-      </w:r>
-    </w:p>
-    <w:p>
-      <w:r>
-        <w:pict w14:anchorId="0FCF74B2">
-          <v:rect id="_x0000_i1364" style="width:0;height:1.5pt" o:hralign="center" o:hrstd="t" o:hr="t" fillcolor="#a0a0a0" stroked="f"/>
-        </w:pict>
-      </w:r>
-    </w:p>
-    <w:p>
-      <w:pPr>
-        <w:rPr>
-          <w:b/>
-          <w:bCs/>
-        </w:rPr>
-      </w:pPr>
-      <w:r>
-        <w:rPr>
-          <w:b/>
-          <w:bCs/>
-        </w:rPr>
-        <w:t>Defensive Copy Solution</w:t>
-      </w:r>
-    </w:p>
-    <w:p>
-      <w:r>
-        <w:t>class Employee {</w:t>
-      </w:r>
-      <w:r>
-        <w:br/>
-        <w:t xml:space="preserve">    private Date </w:t>
-      </w:r>
-      <w:proofErr w:type="spellStart"/>
-      <w:r>
-        <w:t>joiningDate</w:t>
-      </w:r>
-      <w:proofErr w:type="spellEnd"/>
-      <w:r>
-        <w:t>;</w:t>
-      </w:r>
-      <w:r>
-        <w:br/>
-      </w:r>
-      <w:r>
-        <w:br/>
-        <w:t xml:space="preserve">    </w:t>
-      </w:r>
-      <w:proofErr w:type="gramStart"/>
-      <w:r>
-        <w:t>Employee(</w:t>
-      </w:r>
-      <w:proofErr w:type="gramEnd"/>
-      <w:r>
-        <w:t>Date date) {</w:t>
-      </w:r>
-      <w:r>
-        <w:br/>
-        <w:t xml:space="preserve">        </w:t>
-      </w:r>
-      <w:proofErr w:type="spellStart"/>
-      <w:proofErr w:type="gramStart"/>
-      <w:r>
-        <w:t>this.joiningDate</w:t>
-      </w:r>
-      <w:proofErr w:type="spellEnd"/>
-      <w:proofErr w:type="gramEnd"/>
-      <w:r>
-        <w:t xml:space="preserve"> = new Date(</w:t>
-      </w:r>
-      <w:proofErr w:type="spellStart"/>
-      <w:proofErr w:type="gramStart"/>
-      <w:r>
-        <w:t>date.getTime</w:t>
-      </w:r>
-      <w:proofErr w:type="spellEnd"/>
-      <w:proofErr w:type="gramEnd"/>
-      <w:r>
-        <w:t>());</w:t>
-      </w:r>
-      <w:r>
-        <w:br/>
-        <w:t xml:space="preserve">  </w:t>
-      </w:r>
-      <w:proofErr w:type="gramStart"/>
-      <w:r>
-        <w:t xml:space="preserve">  }</w:t>
-      </w:r>
-      <w:proofErr w:type="gramEnd"/>
-      <w:r>
-        <w:br/>
-      </w:r>
-      <w:r>
-        <w:br/>
-        <w:t xml:space="preserve">    Date </w:t>
-      </w:r>
-      <w:proofErr w:type="spellStart"/>
-      <w:proofErr w:type="gramStart"/>
-      <w:r>
-        <w:t>getJoiningDate</w:t>
-      </w:r>
-      <w:proofErr w:type="spellEnd"/>
-      <w:r>
-        <w:t>(</w:t>
-      </w:r>
-      <w:proofErr w:type="gramEnd"/>
-      <w:r>
-        <w:t>) {</w:t>
-      </w:r>
-      <w:r>
-        <w:br/>
-      </w:r>
-      <w:r>
-        <w:lastRenderedPageBreak/>
-        <w:t xml:space="preserve">        return new </w:t>
-      </w:r>
-      <w:proofErr w:type="gramStart"/>
-      <w:r>
-        <w:t>Date(</w:t>
-      </w:r>
-      <w:proofErr w:type="spellStart"/>
-      <w:proofErr w:type="gramEnd"/>
-      <w:r>
-        <w:t>joiningDate.getTime</w:t>
-      </w:r>
-      <w:proofErr w:type="spellEnd"/>
-      <w:r>
-        <w:t>());</w:t>
-      </w:r>
-      <w:r>
-        <w:br/>
-        <w:t xml:space="preserve">  </w:t>
-      </w:r>
-      <w:proofErr w:type="gramStart"/>
-      <w:r>
-        <w:t xml:space="preserve">  }</w:t>
-      </w:r>
-      <w:proofErr w:type="gramEnd"/>
       <w:r>
         <w:br/>
         <w:t>}</w:t>
@@ -26243,6 +25790,9 @@
       </w:r>
       <w:r>
         <w:br/>
+      </w:r>
+      <w:r>
+        <w:lastRenderedPageBreak/>
         <w:t xml:space="preserve">    }</w:t>
       </w:r>
       <w:r>
@@ -26277,26 +25827,16 @@
           <w:bCs/>
         </w:rPr>
       </w:pPr>
-      <w:proofErr w:type="gramStart"/>
-      <w:r>
-        <w:rPr>
-          <w:b/>
-          <w:bCs/>
-        </w:rPr>
-        <w:t>clone(</w:t>
-      </w:r>
-      <w:proofErr w:type="gramEnd"/>
-      <w:r>
-        <w:rPr>
-          <w:b/>
-          <w:bCs/>
-        </w:rPr>
-        <w:t>) vs Copy Constructor</w:t>
-      </w:r>
-    </w:p>
-    <w:p>
-      <w:r>
-        <w:lastRenderedPageBreak/>
+      <w:r>
+        <w:rPr>
+          <w:b/>
+          <w:bCs/>
+        </w:rPr>
+        <w:t>clone() vs Copy Constructor</w:t>
+      </w:r>
+    </w:p>
+    <w:p>
+      <w:r>
         <w:t>clone</w:t>
       </w:r>
       <w:r>
@@ -26360,13 +25900,8 @@
       </w:r>
     </w:p>
     <w:p>
-      <w:proofErr w:type="gramStart"/>
-      <w:r>
-        <w:t>clone(</w:t>
-      </w:r>
-      <w:proofErr w:type="gramEnd"/>
-      <w:r>
-        <w:t xml:space="preserve">) uses native </w:t>
+      <w:r>
+        <w:t xml:space="preserve">clone() uses native </w:t>
       </w:r>
       <w:proofErr w:type="spellStart"/>
       <w:r>
@@ -26378,13 +25913,8 @@
       </w:r>
       <w:r>
         <w:br/>
-        <w:t xml:space="preserve">Field-wise memory </w:t>
-      </w:r>
-      <w:proofErr w:type="gramStart"/>
-      <w:r>
-        <w:t>copy</w:t>
-      </w:r>
-      <w:proofErr w:type="gramEnd"/>
+        <w:t>Field-wise memory copy</w:t>
+      </w:r>
       <w:r>
         <w:br/>
         <w:t>No constructor invocation</w:t>
@@ -26502,6 +26032,7 @@
     </w:p>
     <w:p>
       <w:r>
+        <w:lastRenderedPageBreak/>
         <w:t>Using shallow copy unintentionally</w:t>
       </w:r>
       <w:r>
@@ -26541,16 +26072,7 @@
     </w:p>
     <w:p>
       <w:r>
-        <w:lastRenderedPageBreak/>
-        <w:t xml:space="preserve">Object copying in Java can be done using </w:t>
-      </w:r>
-      <w:proofErr w:type="gramStart"/>
-      <w:r>
-        <w:t>clone(</w:t>
-      </w:r>
-      <w:proofErr w:type="gramEnd"/>
-      <w:r>
-        <w:t>), copy constructors, or defensive copying. Shallow copy shares references and can cause data corruption, while deep copy duplicates the entire object graph. Copy constructors are preferred over clone due to clarity, safety, and maintainability. Defensive copying is essential to protect internal mutable state.</w:t>
+        <w:t>Object copying in Java can be done using clone(), copy constructors, or defensive copying. Shallow copy shares references and can cause data corruption, while deep copy duplicates the entire object graph. Copy constructors are preferred over clone due to clarity, safety, and maintainability. Defensive copying is essential to protect internal mutable state.</w:t>
       </w:r>
     </w:p>
     <w:p>
@@ -26617,12 +26139,16 @@
         </w:rPr>
       </w:pPr>
       <w:r>
+        <w:rPr>
+          <w:highlight w:val="yellow"/>
+        </w:rPr>
         <w:t xml:space="preserve">Module 17 : </w:t>
       </w:r>
       <w:r>
         <w:rPr>
           <w:b/>
           <w:bCs/>
+          <w:highlight w:val="yellow"/>
         </w:rPr>
         <w:t>Access Specifiers and Packages (Visibility, Encapsulation, Secure Design)</w:t>
       </w:r>
@@ -26757,6 +26283,9 @@
       </w:r>
       <w:r>
         <w:br/>
+      </w:r>
+      <w:r>
+        <w:lastRenderedPageBreak/>
         <w:t>Security is compromised</w:t>
       </w:r>
       <w:r>
@@ -26800,7 +26329,6 @@
           <w:b/>
           <w:bCs/>
         </w:rPr>
-        <w:lastRenderedPageBreak/>
         <w:t>Types of Access Specifiers in Java</w:t>
       </w:r>
     </w:p>
@@ -27006,6 +26534,9 @@
       </w:r>
       <w:r>
         <w:br/>
+      </w:r>
+      <w:r>
+        <w:lastRenderedPageBreak/>
         <w:t>Security tokens</w:t>
       </w:r>
       <w:r>
@@ -27046,7 +26577,6 @@
     </w:p>
     <w:p>
       <w:r>
-        <w:lastRenderedPageBreak/>
         <w:t>Accessible</w:t>
       </w:r>
       <w:r>
@@ -27247,6 +26777,9 @@
       </w:r>
       <w:r>
         <w:br/>
+      </w:r>
+      <w:r>
+        <w:lastRenderedPageBreak/>
         <w:t xml:space="preserve">    protected int speed = 60;</w:t>
       </w:r>
       <w:r>
@@ -27299,7 +26832,6 @@
         <w:br/>
       </w:r>
       <w:r>
-        <w:lastRenderedPageBreak/>
         <w:br/>
         <w:t>class Car extends Vehicle {</w:t>
       </w:r>
@@ -27512,6 +27044,7 @@
     </w:p>
     <w:p>
       <w:r>
+        <w:lastRenderedPageBreak/>
         <w:pict w14:anchorId="7BC1CF27">
           <v:rect id="_x0000_i1390" style="width:0;height:1.5pt" o:hralign="center" o:hrstd="t" o:hr="t" fillcolor="#a0a0a0" stroked="f"/>
         </w:pict>
@@ -27552,7 +27085,6 @@
     </w:p>
     <w:p>
       <w:r>
-        <w:lastRenderedPageBreak/>
         <w:t>protected</w:t>
       </w:r>
       <w:r>
@@ -27787,6 +27319,7 @@
           <w:b/>
           <w:bCs/>
         </w:rPr>
+        <w:lastRenderedPageBreak/>
         <w:t>Base Package</w:t>
       </w:r>
     </w:p>
@@ -27814,9 +27347,6 @@
       </w:r>
       <w:r>
         <w:br/>
-      </w:r>
-      <w:r>
-        <w:lastRenderedPageBreak/>
         <w:t xml:space="preserve">        </w:t>
       </w:r>
       <w:proofErr w:type="spellStart"/>
@@ -28071,6 +27601,7 @@
         <w:br/>
       </w:r>
       <w:r>
+        <w:lastRenderedPageBreak/>
         <w:br/>
         <w:t xml:space="preserve">public class </w:t>
       </w:r>
@@ -28126,9 +27657,6 @@
       </w:r>
       <w:r>
         <w:br/>
-      </w:r>
-      <w:r>
-        <w:lastRenderedPageBreak/>
         <w:t xml:space="preserve">    }</w:t>
       </w:r>
       <w:r>
@@ -28362,6 +27890,7 @@
     </w:p>
     <w:p>
       <w:r>
+        <w:lastRenderedPageBreak/>
         <w:t>private hides sensitive data</w:t>
       </w:r>
       <w:r>
@@ -28392,7 +27921,6 @@
     </w:p>
     <w:p>
       <w:r>
-        <w:lastRenderedPageBreak/>
         <w:pict w14:anchorId="564FEE8C">
           <v:rect id="_x0000_i1402" style="width:0;height:1.5pt" o:hralign="center" o:hrstd="t" o:hr="t" fillcolor="#a0a0a0" stroked="f"/>
         </w:pict>
